--- a/BED-P2534101-1B04/screenshots.docx
+++ b/BED-P2534101-1B04/screenshots.docx
@@ -31,6 +31,106 @@
       </w:pPr>
       <w:r>
         <w:rPr>
+          <w:noProof/>
+        </w:rPr>
+        <w:drawing>
+          <wp:inline distT="0" distB="0" distL="0" distR="0" wp14:anchorId="0FE75921" wp14:editId="36C50837">
+            <wp:extent cx="5731510" cy="3582035"/>
+            <wp:effectExtent l="0" t="0" r="2540" b="0"/>
+            <wp:docPr id="2109881115" name="Picture 1" descr="A screenshot of a computer&#10;&#10;AI-generated content may be incorrect."/>
+            <wp:cNvGraphicFramePr>
+              <a:graphicFrameLocks xmlns:a="http://schemas.openxmlformats.org/drawingml/2006/main" noChangeAspect="1"/>
+            </wp:cNvGraphicFramePr>
+            <a:graphic xmlns:a="http://schemas.openxmlformats.org/drawingml/2006/main">
+              <a:graphicData uri="http://schemas.openxmlformats.org/drawingml/2006/picture">
+                <pic:pic xmlns:pic="http://schemas.openxmlformats.org/drawingml/2006/picture">
+                  <pic:nvPicPr>
+                    <pic:cNvPr id="2109881115" name="Picture 1" descr="A screenshot of a computer&#10;&#10;AI-generated content may be incorrect."/>
+                    <pic:cNvPicPr/>
+                  </pic:nvPicPr>
+                  <pic:blipFill>
+                    <a:blip r:embed="rId4"/>
+                    <a:stretch>
+                      <a:fillRect/>
+                    </a:stretch>
+                  </pic:blipFill>
+                  <pic:spPr>
+                    <a:xfrm>
+                      <a:off x="0" y="0"/>
+                      <a:ext cx="5731510" cy="3582035"/>
+                    </a:xfrm>
+                    <a:prstGeom prst="rect">
+                      <a:avLst/>
+                    </a:prstGeom>
+                  </pic:spPr>
+                </pic:pic>
+              </a:graphicData>
+            </a:graphic>
+          </wp:inline>
+        </w:drawing>
+      </w:r>
+    </w:p>
+    <w:p>
+      <w:pPr>
+        <w:jc w:val="center"/>
+        <w:rPr>
+          <w:sz w:val="48"/>
+          <w:szCs w:val="48"/>
+          <w:lang w:val="en-US"/>
+        </w:rPr>
+      </w:pPr>
+      <w:r>
+        <w:rPr>
+          <w:noProof/>
+        </w:rPr>
+        <w:drawing>
+          <wp:inline distT="0" distB="0" distL="0" distR="0" wp14:anchorId="30FC211D" wp14:editId="7D287494">
+            <wp:extent cx="5731510" cy="3582035"/>
+            <wp:effectExtent l="0" t="0" r="2540" b="0"/>
+            <wp:docPr id="900089126" name="Picture 1" descr="A screenshot of a computer&#10;&#10;AI-generated content may be incorrect."/>
+            <wp:cNvGraphicFramePr>
+              <a:graphicFrameLocks xmlns:a="http://schemas.openxmlformats.org/drawingml/2006/main" noChangeAspect="1"/>
+            </wp:cNvGraphicFramePr>
+            <a:graphic xmlns:a="http://schemas.openxmlformats.org/drawingml/2006/main">
+              <a:graphicData uri="http://schemas.openxmlformats.org/drawingml/2006/picture">
+                <pic:pic xmlns:pic="http://schemas.openxmlformats.org/drawingml/2006/picture">
+                  <pic:nvPicPr>
+                    <pic:cNvPr id="900089126" name="Picture 1" descr="A screenshot of a computer&#10;&#10;AI-generated content may be incorrect."/>
+                    <pic:cNvPicPr/>
+                  </pic:nvPicPr>
+                  <pic:blipFill>
+                    <a:blip r:embed="rId5"/>
+                    <a:stretch>
+                      <a:fillRect/>
+                    </a:stretch>
+                  </pic:blipFill>
+                  <pic:spPr>
+                    <a:xfrm>
+                      <a:off x="0" y="0"/>
+                      <a:ext cx="5731510" cy="3582035"/>
+                    </a:xfrm>
+                    <a:prstGeom prst="rect">
+                      <a:avLst/>
+                    </a:prstGeom>
+                  </pic:spPr>
+                </pic:pic>
+              </a:graphicData>
+            </a:graphic>
+          </wp:inline>
+        </w:drawing>
+      </w:r>
+    </w:p>
+    <w:p>
+      <w:pPr>
+        <w:jc w:val="center"/>
+        <w:rPr>
+          <w:sz w:val="48"/>
+          <w:szCs w:val="48"/>
+          <w:lang w:val="en-US"/>
+        </w:rPr>
+      </w:pPr>
+      <w:r>
+        <w:rPr>
           <w:sz w:val="48"/>
           <w:szCs w:val="48"/>
           <w:lang w:val="en-US"/>
@@ -49,6 +149,107 @@
       </w:pPr>
       <w:r>
         <w:rPr>
+          <w:noProof/>
+        </w:rPr>
+        <w:lastRenderedPageBreak/>
+        <w:drawing>
+          <wp:inline distT="0" distB="0" distL="0" distR="0" wp14:anchorId="76C75A3E" wp14:editId="72B89EF1">
+            <wp:extent cx="5731510" cy="3582035"/>
+            <wp:effectExtent l="0" t="0" r="2540" b="0"/>
+            <wp:docPr id="2048032047" name="Picture 1" descr="A screenshot of a computer&#10;&#10;AI-generated content may be incorrect."/>
+            <wp:cNvGraphicFramePr>
+              <a:graphicFrameLocks xmlns:a="http://schemas.openxmlformats.org/drawingml/2006/main" noChangeAspect="1"/>
+            </wp:cNvGraphicFramePr>
+            <a:graphic xmlns:a="http://schemas.openxmlformats.org/drawingml/2006/main">
+              <a:graphicData uri="http://schemas.openxmlformats.org/drawingml/2006/picture">
+                <pic:pic xmlns:pic="http://schemas.openxmlformats.org/drawingml/2006/picture">
+                  <pic:nvPicPr>
+                    <pic:cNvPr id="2048032047" name="Picture 1" descr="A screenshot of a computer&#10;&#10;AI-generated content may be incorrect."/>
+                    <pic:cNvPicPr/>
+                  </pic:nvPicPr>
+                  <pic:blipFill>
+                    <a:blip r:embed="rId6"/>
+                    <a:stretch>
+                      <a:fillRect/>
+                    </a:stretch>
+                  </pic:blipFill>
+                  <pic:spPr>
+                    <a:xfrm>
+                      <a:off x="0" y="0"/>
+                      <a:ext cx="5731510" cy="3582035"/>
+                    </a:xfrm>
+                    <a:prstGeom prst="rect">
+                      <a:avLst/>
+                    </a:prstGeom>
+                  </pic:spPr>
+                </pic:pic>
+              </a:graphicData>
+            </a:graphic>
+          </wp:inline>
+        </w:drawing>
+      </w:r>
+    </w:p>
+    <w:p>
+      <w:pPr>
+        <w:jc w:val="center"/>
+        <w:rPr>
+          <w:sz w:val="48"/>
+          <w:szCs w:val="48"/>
+          <w:lang w:val="en-US"/>
+        </w:rPr>
+      </w:pPr>
+      <w:r>
+        <w:rPr>
+          <w:noProof/>
+        </w:rPr>
+        <w:drawing>
+          <wp:inline distT="0" distB="0" distL="0" distR="0" wp14:anchorId="68C9291E" wp14:editId="21B29FAF">
+            <wp:extent cx="5731510" cy="3582035"/>
+            <wp:effectExtent l="0" t="0" r="2540" b="0"/>
+            <wp:docPr id="1055552026" name="Picture 1" descr="A screenshot of a computer&#10;&#10;AI-generated content may be incorrect."/>
+            <wp:cNvGraphicFramePr>
+              <a:graphicFrameLocks xmlns:a="http://schemas.openxmlformats.org/drawingml/2006/main" noChangeAspect="1"/>
+            </wp:cNvGraphicFramePr>
+            <a:graphic xmlns:a="http://schemas.openxmlformats.org/drawingml/2006/main">
+              <a:graphicData uri="http://schemas.openxmlformats.org/drawingml/2006/picture">
+                <pic:pic xmlns:pic="http://schemas.openxmlformats.org/drawingml/2006/picture">
+                  <pic:nvPicPr>
+                    <pic:cNvPr id="1055552026" name="Picture 1" descr="A screenshot of a computer&#10;&#10;AI-generated content may be incorrect."/>
+                    <pic:cNvPicPr/>
+                  </pic:nvPicPr>
+                  <pic:blipFill>
+                    <a:blip r:embed="rId7"/>
+                    <a:stretch>
+                      <a:fillRect/>
+                    </a:stretch>
+                  </pic:blipFill>
+                  <pic:spPr>
+                    <a:xfrm>
+                      <a:off x="0" y="0"/>
+                      <a:ext cx="5731510" cy="3582035"/>
+                    </a:xfrm>
+                    <a:prstGeom prst="rect">
+                      <a:avLst/>
+                    </a:prstGeom>
+                  </pic:spPr>
+                </pic:pic>
+              </a:graphicData>
+            </a:graphic>
+          </wp:inline>
+        </w:drawing>
+      </w:r>
+    </w:p>
+    <w:p>
+      <w:pPr>
+        <w:jc w:val="center"/>
+        <w:rPr>
+          <w:sz w:val="48"/>
+          <w:szCs w:val="48"/>
+          <w:lang w:val="en-US"/>
+        </w:rPr>
+      </w:pPr>
+      <w:r>
+        <w:rPr>
           <w:sz w:val="48"/>
           <w:szCs w:val="48"/>
           <w:lang w:val="en-US"/>
@@ -67,6 +268,107 @@
       </w:pPr>
       <w:r>
         <w:rPr>
+          <w:noProof/>
+        </w:rPr>
+        <w:lastRenderedPageBreak/>
+        <w:drawing>
+          <wp:inline distT="0" distB="0" distL="0" distR="0" wp14:anchorId="7C8EA326" wp14:editId="09B62D40">
+            <wp:extent cx="5731510" cy="3582035"/>
+            <wp:effectExtent l="0" t="0" r="2540" b="0"/>
+            <wp:docPr id="110376569" name="Picture 1" descr="A screenshot of a computer&#10;&#10;AI-generated content may be incorrect."/>
+            <wp:cNvGraphicFramePr>
+              <a:graphicFrameLocks xmlns:a="http://schemas.openxmlformats.org/drawingml/2006/main" noChangeAspect="1"/>
+            </wp:cNvGraphicFramePr>
+            <a:graphic xmlns:a="http://schemas.openxmlformats.org/drawingml/2006/main">
+              <a:graphicData uri="http://schemas.openxmlformats.org/drawingml/2006/picture">
+                <pic:pic xmlns:pic="http://schemas.openxmlformats.org/drawingml/2006/picture">
+                  <pic:nvPicPr>
+                    <pic:cNvPr id="110376569" name="Picture 1" descr="A screenshot of a computer&#10;&#10;AI-generated content may be incorrect."/>
+                    <pic:cNvPicPr/>
+                  </pic:nvPicPr>
+                  <pic:blipFill>
+                    <a:blip r:embed="rId8"/>
+                    <a:stretch>
+                      <a:fillRect/>
+                    </a:stretch>
+                  </pic:blipFill>
+                  <pic:spPr>
+                    <a:xfrm>
+                      <a:off x="0" y="0"/>
+                      <a:ext cx="5731510" cy="3582035"/>
+                    </a:xfrm>
+                    <a:prstGeom prst="rect">
+                      <a:avLst/>
+                    </a:prstGeom>
+                  </pic:spPr>
+                </pic:pic>
+              </a:graphicData>
+            </a:graphic>
+          </wp:inline>
+        </w:drawing>
+      </w:r>
+    </w:p>
+    <w:p>
+      <w:pPr>
+        <w:jc w:val="center"/>
+        <w:rPr>
+          <w:sz w:val="48"/>
+          <w:szCs w:val="48"/>
+          <w:lang w:val="en-US"/>
+        </w:rPr>
+      </w:pPr>
+      <w:r>
+        <w:rPr>
+          <w:noProof/>
+        </w:rPr>
+        <w:drawing>
+          <wp:inline distT="0" distB="0" distL="0" distR="0" wp14:anchorId="70767D9B" wp14:editId="5C2D3DBD">
+            <wp:extent cx="5731510" cy="3582035"/>
+            <wp:effectExtent l="0" t="0" r="2540" b="0"/>
+            <wp:docPr id="183469434" name="Picture 1" descr="A screenshot of a computer&#10;&#10;AI-generated content may be incorrect."/>
+            <wp:cNvGraphicFramePr>
+              <a:graphicFrameLocks xmlns:a="http://schemas.openxmlformats.org/drawingml/2006/main" noChangeAspect="1"/>
+            </wp:cNvGraphicFramePr>
+            <a:graphic xmlns:a="http://schemas.openxmlformats.org/drawingml/2006/main">
+              <a:graphicData uri="http://schemas.openxmlformats.org/drawingml/2006/picture">
+                <pic:pic xmlns:pic="http://schemas.openxmlformats.org/drawingml/2006/picture">
+                  <pic:nvPicPr>
+                    <pic:cNvPr id="183469434" name="Picture 1" descr="A screenshot of a computer&#10;&#10;AI-generated content may be incorrect."/>
+                    <pic:cNvPicPr/>
+                  </pic:nvPicPr>
+                  <pic:blipFill>
+                    <a:blip r:embed="rId9"/>
+                    <a:stretch>
+                      <a:fillRect/>
+                    </a:stretch>
+                  </pic:blipFill>
+                  <pic:spPr>
+                    <a:xfrm>
+                      <a:off x="0" y="0"/>
+                      <a:ext cx="5731510" cy="3582035"/>
+                    </a:xfrm>
+                    <a:prstGeom prst="rect">
+                      <a:avLst/>
+                    </a:prstGeom>
+                  </pic:spPr>
+                </pic:pic>
+              </a:graphicData>
+            </a:graphic>
+          </wp:inline>
+        </w:drawing>
+      </w:r>
+    </w:p>
+    <w:p>
+      <w:pPr>
+        <w:jc w:val="center"/>
+        <w:rPr>
+          <w:sz w:val="48"/>
+          <w:szCs w:val="48"/>
+          <w:lang w:val="en-US"/>
+        </w:rPr>
+      </w:pPr>
+      <w:r>
+        <w:rPr>
           <w:sz w:val="48"/>
           <w:szCs w:val="48"/>
           <w:lang w:val="en-US"/>
@@ -85,6 +387,107 @@
       </w:pPr>
       <w:r>
         <w:rPr>
+          <w:noProof/>
+        </w:rPr>
+        <w:lastRenderedPageBreak/>
+        <w:drawing>
+          <wp:inline distT="0" distB="0" distL="0" distR="0" wp14:anchorId="319B8C45" wp14:editId="06E6D335">
+            <wp:extent cx="5731510" cy="3582035"/>
+            <wp:effectExtent l="0" t="0" r="2540" b="0"/>
+            <wp:docPr id="996074116" name="Picture 1" descr="A screenshot of a computer&#10;&#10;AI-generated content may be incorrect."/>
+            <wp:cNvGraphicFramePr>
+              <a:graphicFrameLocks xmlns:a="http://schemas.openxmlformats.org/drawingml/2006/main" noChangeAspect="1"/>
+            </wp:cNvGraphicFramePr>
+            <a:graphic xmlns:a="http://schemas.openxmlformats.org/drawingml/2006/main">
+              <a:graphicData uri="http://schemas.openxmlformats.org/drawingml/2006/picture">
+                <pic:pic xmlns:pic="http://schemas.openxmlformats.org/drawingml/2006/picture">
+                  <pic:nvPicPr>
+                    <pic:cNvPr id="996074116" name="Picture 1" descr="A screenshot of a computer&#10;&#10;AI-generated content may be incorrect."/>
+                    <pic:cNvPicPr/>
+                  </pic:nvPicPr>
+                  <pic:blipFill>
+                    <a:blip r:embed="rId10"/>
+                    <a:stretch>
+                      <a:fillRect/>
+                    </a:stretch>
+                  </pic:blipFill>
+                  <pic:spPr>
+                    <a:xfrm>
+                      <a:off x="0" y="0"/>
+                      <a:ext cx="5731510" cy="3582035"/>
+                    </a:xfrm>
+                    <a:prstGeom prst="rect">
+                      <a:avLst/>
+                    </a:prstGeom>
+                  </pic:spPr>
+                </pic:pic>
+              </a:graphicData>
+            </a:graphic>
+          </wp:inline>
+        </w:drawing>
+      </w:r>
+    </w:p>
+    <w:p>
+      <w:pPr>
+        <w:jc w:val="center"/>
+        <w:rPr>
+          <w:sz w:val="48"/>
+          <w:szCs w:val="48"/>
+          <w:lang w:val="en-US"/>
+        </w:rPr>
+      </w:pPr>
+      <w:r>
+        <w:rPr>
+          <w:noProof/>
+        </w:rPr>
+        <w:drawing>
+          <wp:inline distT="0" distB="0" distL="0" distR="0" wp14:anchorId="51DE735B" wp14:editId="2F383B71">
+            <wp:extent cx="5731510" cy="3582035"/>
+            <wp:effectExtent l="0" t="0" r="2540" b="0"/>
+            <wp:docPr id="2019132246" name="Picture 1"/>
+            <wp:cNvGraphicFramePr>
+              <a:graphicFrameLocks xmlns:a="http://schemas.openxmlformats.org/drawingml/2006/main" noChangeAspect="1"/>
+            </wp:cNvGraphicFramePr>
+            <a:graphic xmlns:a="http://schemas.openxmlformats.org/drawingml/2006/main">
+              <a:graphicData uri="http://schemas.openxmlformats.org/drawingml/2006/picture">
+                <pic:pic xmlns:pic="http://schemas.openxmlformats.org/drawingml/2006/picture">
+                  <pic:nvPicPr>
+                    <pic:cNvPr id="2019132246" name=""/>
+                    <pic:cNvPicPr/>
+                  </pic:nvPicPr>
+                  <pic:blipFill>
+                    <a:blip r:embed="rId11"/>
+                    <a:stretch>
+                      <a:fillRect/>
+                    </a:stretch>
+                  </pic:blipFill>
+                  <pic:spPr>
+                    <a:xfrm>
+                      <a:off x="0" y="0"/>
+                      <a:ext cx="5731510" cy="3582035"/>
+                    </a:xfrm>
+                    <a:prstGeom prst="rect">
+                      <a:avLst/>
+                    </a:prstGeom>
+                  </pic:spPr>
+                </pic:pic>
+              </a:graphicData>
+            </a:graphic>
+          </wp:inline>
+        </w:drawing>
+      </w:r>
+    </w:p>
+    <w:p>
+      <w:pPr>
+        <w:jc w:val="center"/>
+        <w:rPr>
+          <w:sz w:val="48"/>
+          <w:szCs w:val="48"/>
+          <w:lang w:val="en-US"/>
+        </w:rPr>
+      </w:pPr>
+      <w:r>
+        <w:rPr>
           <w:sz w:val="48"/>
           <w:szCs w:val="48"/>
           <w:lang w:val="en-US"/>
@@ -125,6 +528,7 @@
           <w:szCs w:val="48"/>
           <w:lang w:val="en-US"/>
         </w:rPr>
+        <w:lastRenderedPageBreak/>
         <w:t>7</w:t>
       </w:r>
     </w:p>

--- a/BED-P2534101-1B04/screenshots.docx
+++ b/BED-P2534101-1B04/screenshots.docx
@@ -441,10 +441,10 @@
           <w:noProof/>
         </w:rPr>
         <w:drawing>
-          <wp:inline distT="0" distB="0" distL="0" distR="0" wp14:anchorId="51DE735B" wp14:editId="2F383B71">
+          <wp:inline distT="0" distB="0" distL="0" distR="0" wp14:anchorId="51DE735B" wp14:editId="24837B37">
             <wp:extent cx="5731510" cy="3582035"/>
             <wp:effectExtent l="0" t="0" r="2540" b="0"/>
-            <wp:docPr id="2019132246" name="Picture 1"/>
+            <wp:docPr id="2019132246" name="Picture 1" descr="A screenshot of a computer&#10;&#10;AI-generated content may be incorrect."/>
             <wp:cNvGraphicFramePr>
               <a:graphicFrameLocks xmlns:a="http://schemas.openxmlformats.org/drawingml/2006/main" noChangeAspect="1"/>
             </wp:cNvGraphicFramePr>
@@ -452,7 +452,7 @@
               <a:graphicData uri="http://schemas.openxmlformats.org/drawingml/2006/picture">
                 <pic:pic xmlns:pic="http://schemas.openxmlformats.org/drawingml/2006/picture">
                   <pic:nvPicPr>
-                    <pic:cNvPr id="2019132246" name=""/>
+                    <pic:cNvPr id="2019132246" name="Picture 1" descr="A screenshot of a computer&#10;&#10;AI-generated content may be incorrect."/>
                     <pic:cNvPicPr/>
                   </pic:nvPicPr>
                   <pic:blipFill>
@@ -506,6 +506,107 @@
       </w:pPr>
       <w:r>
         <w:rPr>
+          <w:noProof/>
+        </w:rPr>
+        <w:lastRenderedPageBreak/>
+        <w:drawing>
+          <wp:inline distT="0" distB="0" distL="0" distR="0" wp14:anchorId="0D0D3D34" wp14:editId="67F69350">
+            <wp:extent cx="5731510" cy="3582035"/>
+            <wp:effectExtent l="0" t="0" r="2540" b="0"/>
+            <wp:docPr id="413898683" name="Picture 1" descr="A screenshot of a computer&#10;&#10;AI-generated content may be incorrect."/>
+            <wp:cNvGraphicFramePr>
+              <a:graphicFrameLocks xmlns:a="http://schemas.openxmlformats.org/drawingml/2006/main" noChangeAspect="1"/>
+            </wp:cNvGraphicFramePr>
+            <a:graphic xmlns:a="http://schemas.openxmlformats.org/drawingml/2006/main">
+              <a:graphicData uri="http://schemas.openxmlformats.org/drawingml/2006/picture">
+                <pic:pic xmlns:pic="http://schemas.openxmlformats.org/drawingml/2006/picture">
+                  <pic:nvPicPr>
+                    <pic:cNvPr id="413898683" name="Picture 1" descr="A screenshot of a computer&#10;&#10;AI-generated content may be incorrect."/>
+                    <pic:cNvPicPr/>
+                  </pic:nvPicPr>
+                  <pic:blipFill>
+                    <a:blip r:embed="rId12"/>
+                    <a:stretch>
+                      <a:fillRect/>
+                    </a:stretch>
+                  </pic:blipFill>
+                  <pic:spPr>
+                    <a:xfrm>
+                      <a:off x="0" y="0"/>
+                      <a:ext cx="5731510" cy="3582035"/>
+                    </a:xfrm>
+                    <a:prstGeom prst="rect">
+                      <a:avLst/>
+                    </a:prstGeom>
+                  </pic:spPr>
+                </pic:pic>
+              </a:graphicData>
+            </a:graphic>
+          </wp:inline>
+        </w:drawing>
+      </w:r>
+    </w:p>
+    <w:p>
+      <w:pPr>
+        <w:jc w:val="center"/>
+        <w:rPr>
+          <w:sz w:val="48"/>
+          <w:szCs w:val="48"/>
+          <w:lang w:val="en-US"/>
+        </w:rPr>
+      </w:pPr>
+      <w:r>
+        <w:rPr>
+          <w:noProof/>
+        </w:rPr>
+        <w:drawing>
+          <wp:inline distT="0" distB="0" distL="0" distR="0" wp14:anchorId="4ED60660" wp14:editId="51740C6E">
+            <wp:extent cx="5731510" cy="3582035"/>
+            <wp:effectExtent l="0" t="0" r="2540" b="0"/>
+            <wp:docPr id="623083261" name="Picture 1"/>
+            <wp:cNvGraphicFramePr>
+              <a:graphicFrameLocks xmlns:a="http://schemas.openxmlformats.org/drawingml/2006/main" noChangeAspect="1"/>
+            </wp:cNvGraphicFramePr>
+            <a:graphic xmlns:a="http://schemas.openxmlformats.org/drawingml/2006/main">
+              <a:graphicData uri="http://schemas.openxmlformats.org/drawingml/2006/picture">
+                <pic:pic xmlns:pic="http://schemas.openxmlformats.org/drawingml/2006/picture">
+                  <pic:nvPicPr>
+                    <pic:cNvPr id="623083261" name=""/>
+                    <pic:cNvPicPr/>
+                  </pic:nvPicPr>
+                  <pic:blipFill>
+                    <a:blip r:embed="rId13"/>
+                    <a:stretch>
+                      <a:fillRect/>
+                    </a:stretch>
+                  </pic:blipFill>
+                  <pic:spPr>
+                    <a:xfrm>
+                      <a:off x="0" y="0"/>
+                      <a:ext cx="5731510" cy="3582035"/>
+                    </a:xfrm>
+                    <a:prstGeom prst="rect">
+                      <a:avLst/>
+                    </a:prstGeom>
+                  </pic:spPr>
+                </pic:pic>
+              </a:graphicData>
+            </a:graphic>
+          </wp:inline>
+        </w:drawing>
+      </w:r>
+    </w:p>
+    <w:p>
+      <w:pPr>
+        <w:jc w:val="center"/>
+        <w:rPr>
+          <w:sz w:val="48"/>
+          <w:szCs w:val="48"/>
+          <w:lang w:val="en-US"/>
+        </w:rPr>
+      </w:pPr>
+      <w:r>
+        <w:rPr>
           <w:sz w:val="48"/>
           <w:szCs w:val="48"/>
           <w:lang w:val="en-US"/>
@@ -528,7 +629,6 @@
           <w:szCs w:val="48"/>
           <w:lang w:val="en-US"/>
         </w:rPr>
-        <w:lastRenderedPageBreak/>
         <w:t>7</w:t>
       </w:r>
     </w:p>

--- a/BED-P2534101-1B04/screenshots.docx
+++ b/BED-P2534101-1B04/screenshots.docx
@@ -560,10 +560,10 @@
           <w:noProof/>
         </w:rPr>
         <w:drawing>
-          <wp:inline distT="0" distB="0" distL="0" distR="0" wp14:anchorId="4ED60660" wp14:editId="51740C6E">
+          <wp:inline distT="0" distB="0" distL="0" distR="0" wp14:anchorId="4ED60660" wp14:editId="6DE27A84">
             <wp:extent cx="5731510" cy="3582035"/>
             <wp:effectExtent l="0" t="0" r="2540" b="0"/>
-            <wp:docPr id="623083261" name="Picture 1"/>
+            <wp:docPr id="623083261" name="Picture 1" descr="A screenshot of a computer&#10;&#10;AI-generated content may be incorrect."/>
             <wp:cNvGraphicFramePr>
               <a:graphicFrameLocks xmlns:a="http://schemas.openxmlformats.org/drawingml/2006/main" noChangeAspect="1"/>
             </wp:cNvGraphicFramePr>
@@ -571,7 +571,7 @@
               <a:graphicData uri="http://schemas.openxmlformats.org/drawingml/2006/picture">
                 <pic:pic xmlns:pic="http://schemas.openxmlformats.org/drawingml/2006/picture">
                   <pic:nvPicPr>
-                    <pic:cNvPr id="623083261" name=""/>
+                    <pic:cNvPr id="623083261" name="Picture 1" descr="A screenshot of a computer&#10;&#10;AI-generated content may be incorrect."/>
                     <pic:cNvPicPr/>
                   </pic:nvPicPr>
                   <pic:blipFill>
@@ -625,11 +625,163 @@
       </w:pPr>
       <w:r>
         <w:rPr>
+          <w:noProof/>
+        </w:rPr>
+        <w:lastRenderedPageBreak/>
+        <w:drawing>
+          <wp:inline distT="0" distB="0" distL="0" distR="0" wp14:anchorId="7C1B3205" wp14:editId="7140D9BB">
+            <wp:extent cx="5731510" cy="3582035"/>
+            <wp:effectExtent l="0" t="0" r="2540" b="0"/>
+            <wp:docPr id="842480468" name="Picture 1" descr="A screenshot of a computer&#10;&#10;AI-generated content may be incorrect."/>
+            <wp:cNvGraphicFramePr>
+              <a:graphicFrameLocks xmlns:a="http://schemas.openxmlformats.org/drawingml/2006/main" noChangeAspect="1"/>
+            </wp:cNvGraphicFramePr>
+            <a:graphic xmlns:a="http://schemas.openxmlformats.org/drawingml/2006/main">
+              <a:graphicData uri="http://schemas.openxmlformats.org/drawingml/2006/picture">
+                <pic:pic xmlns:pic="http://schemas.openxmlformats.org/drawingml/2006/picture">
+                  <pic:nvPicPr>
+                    <pic:cNvPr id="842480468" name="Picture 1" descr="A screenshot of a computer&#10;&#10;AI-generated content may be incorrect."/>
+                    <pic:cNvPicPr/>
+                  </pic:nvPicPr>
+                  <pic:blipFill>
+                    <a:blip r:embed="rId14"/>
+                    <a:stretch>
+                      <a:fillRect/>
+                    </a:stretch>
+                  </pic:blipFill>
+                  <pic:spPr>
+                    <a:xfrm>
+                      <a:off x="0" y="0"/>
+                      <a:ext cx="5731510" cy="3582035"/>
+                    </a:xfrm>
+                    <a:prstGeom prst="rect">
+                      <a:avLst/>
+                    </a:prstGeom>
+                  </pic:spPr>
+                </pic:pic>
+              </a:graphicData>
+            </a:graphic>
+          </wp:inline>
+        </w:drawing>
+      </w:r>
+    </w:p>
+    <w:p>
+      <w:pPr>
+        <w:jc w:val="center"/>
+        <w:rPr>
+          <w:sz w:val="48"/>
+          <w:szCs w:val="48"/>
+          <w:lang w:val="en-US"/>
+        </w:rPr>
+      </w:pPr>
+      <w:r>
+        <w:rPr>
           <w:sz w:val="48"/>
           <w:szCs w:val="48"/>
           <w:lang w:val="en-US"/>
         </w:rPr>
         <w:t>7</w:t>
+      </w:r>
+    </w:p>
+    <w:p>
+      <w:pPr>
+        <w:jc w:val="center"/>
+        <w:rPr>
+          <w:sz w:val="48"/>
+          <w:szCs w:val="48"/>
+          <w:lang w:val="en-US"/>
+        </w:rPr>
+      </w:pPr>
+      <w:r>
+        <w:rPr>
+          <w:noProof/>
+        </w:rPr>
+        <w:drawing>
+          <wp:inline distT="0" distB="0" distL="0" distR="0" wp14:anchorId="0AC4C97A" wp14:editId="67C86424">
+            <wp:extent cx="5731510" cy="3582035"/>
+            <wp:effectExtent l="0" t="0" r="2540" b="0"/>
+            <wp:docPr id="398700384" name="Picture 1" descr="A screenshot of a computer&#10;&#10;AI-generated content may be incorrect."/>
+            <wp:cNvGraphicFramePr>
+              <a:graphicFrameLocks xmlns:a="http://schemas.openxmlformats.org/drawingml/2006/main" noChangeAspect="1"/>
+            </wp:cNvGraphicFramePr>
+            <a:graphic xmlns:a="http://schemas.openxmlformats.org/drawingml/2006/main">
+              <a:graphicData uri="http://schemas.openxmlformats.org/drawingml/2006/picture">
+                <pic:pic xmlns:pic="http://schemas.openxmlformats.org/drawingml/2006/picture">
+                  <pic:nvPicPr>
+                    <pic:cNvPr id="398700384" name="Picture 1" descr="A screenshot of a computer&#10;&#10;AI-generated content may be incorrect."/>
+                    <pic:cNvPicPr/>
+                  </pic:nvPicPr>
+                  <pic:blipFill>
+                    <a:blip r:embed="rId15"/>
+                    <a:stretch>
+                      <a:fillRect/>
+                    </a:stretch>
+                  </pic:blipFill>
+                  <pic:spPr>
+                    <a:xfrm>
+                      <a:off x="0" y="0"/>
+                      <a:ext cx="5731510" cy="3582035"/>
+                    </a:xfrm>
+                    <a:prstGeom prst="rect">
+                      <a:avLst/>
+                    </a:prstGeom>
+                  </pic:spPr>
+                </pic:pic>
+              </a:graphicData>
+            </a:graphic>
+          </wp:inline>
+        </w:drawing>
+      </w:r>
+    </w:p>
+    <w:p>
+      <w:pPr>
+        <w:jc w:val="center"/>
+        <w:rPr>
+          <w:sz w:val="48"/>
+          <w:szCs w:val="48"/>
+          <w:lang w:val="en-US"/>
+        </w:rPr>
+      </w:pPr>
+      <w:r>
+        <w:rPr>
+          <w:noProof/>
+        </w:rPr>
+        <w:lastRenderedPageBreak/>
+        <w:drawing>
+          <wp:inline distT="0" distB="0" distL="0" distR="0" wp14:anchorId="63CE4FCB" wp14:editId="270B0D35">
+            <wp:extent cx="5731510" cy="3582035"/>
+            <wp:effectExtent l="0" t="0" r="2540" b="0"/>
+            <wp:docPr id="1245515701" name="Picture 1"/>
+            <wp:cNvGraphicFramePr>
+              <a:graphicFrameLocks xmlns:a="http://schemas.openxmlformats.org/drawingml/2006/main" noChangeAspect="1"/>
+            </wp:cNvGraphicFramePr>
+            <a:graphic xmlns:a="http://schemas.openxmlformats.org/drawingml/2006/main">
+              <a:graphicData uri="http://schemas.openxmlformats.org/drawingml/2006/picture">
+                <pic:pic xmlns:pic="http://schemas.openxmlformats.org/drawingml/2006/picture">
+                  <pic:nvPicPr>
+                    <pic:cNvPr id="1245515701" name=""/>
+                    <pic:cNvPicPr/>
+                  </pic:nvPicPr>
+                  <pic:blipFill>
+                    <a:blip r:embed="rId16"/>
+                    <a:stretch>
+                      <a:fillRect/>
+                    </a:stretch>
+                  </pic:blipFill>
+                  <pic:spPr>
+                    <a:xfrm>
+                      <a:off x="0" y="0"/>
+                      <a:ext cx="5731510" cy="3582035"/>
+                    </a:xfrm>
+                    <a:prstGeom prst="rect">
+                      <a:avLst/>
+                    </a:prstGeom>
+                  </pic:spPr>
+                </pic:pic>
+              </a:graphicData>
+            </a:graphic>
+          </wp:inline>
+        </w:drawing>
       </w:r>
     </w:p>
     <w:p>
